--- a/docs/juridico/acordo-formalizado-zeladoria.docx
+++ b/docs/juridico/acordo-formalizado-zeladoria.docx
@@ -2005,7 +2005,7 @@
         <w:rPr>
           <w:b w:val="0"/>
         </w:rPr>
-        <w:t xml:space="preserve">. Terminado o acordo, por qualquer motivo, a cessão termina junto, e a CONTRATADA devolverá a unidade desocupada e em ordem em </w:t>
+        <w:t xml:space="preserve">. Terminado o acordo, a cessão termina junto, e a CONTRATADA devolverá a unidade desocupada e em ordem em </w:t>
       </w:r>
       <w:r>
         <w:rPr>
@@ -2017,7 +2017,19 @@
         <w:rPr>
           <w:b w:val="0"/>
         </w:rPr>
-        <w:t>, entregando as chaves. Esse prazo corre em paralelo ao aviso prévio da Cláusula 10.2, de modo que a desmobilização comece já no aviso.</w:t>
+        <w:t xml:space="preserve">, entregando as chaves — prazo reduzido para </w:t>
+      </w:r>
+      <w:r>
+        <w:rPr>
+          <w:b/>
+        </w:rPr>
+        <w:t>15 (quinze) dias</w:t>
+      </w:r>
+      <w:r>
+        <w:rPr>
+          <w:b w:val="0"/>
+        </w:rPr>
+        <w:t xml:space="preserve"> nas situações de encerramento imediato da Cláusula 11.1, na forma da Cláusula 11.5. Esse prazo corre em paralelo ao aviso prévio da Cláusula 10.2, de modo que a desmobilização comece já no aviso.</w:t>
       </w:r>
     </w:p>
     <w:p>
@@ -2313,7 +2325,7 @@
         <w:rPr>
           <w:b w:val="0"/>
         </w:rPr>
-        <w:t>, sem aviso prévio, se houver: descumprimento do padrão de serviço após duas notificações escritas em 90 (noventa) dias; atraso nas obrigações trabalhistas ou fiscais da CONTRATADA; pessoa trabalhando sem formalização; furto, dano intencional, agressão, assédio, embriaguez ou uso de entorpecente em serviço; quebra de sigilo; descumprimento das regras da Casa de Operações; ou parada dos serviços por mais de 48 (quarenta e oito) horas sem justificativa.</w:t>
+        <w:t>, sem aviso prévio, pela CONTRATANTE, nas seguintes situações:</w:t>
       </w:r>
     </w:p>
     <w:p>
@@ -2321,35 +2333,393 @@
         <w:rPr>
           <w:b/>
         </w:rPr>
-        <w:t>11.2.</w:t>
-      </w:r>
-      <w:r>
-        <w:rPr>
-          <w:b w:val="0"/>
-        </w:rPr>
-        <w:t xml:space="preserve"> A CONTRATADA pode encerrar imediatamente se o pagamento atrasar mais de 30 (trinta) dias, estando sua documentação regular, após aviso com 10 (dez) dias para regularização.</w:t>
+        <w:t>a) Falhas no atendimento ao hóspede</w:t>
       </w:r>
     </w:p>
     <w:p>
+      <w:pPr>
+        <w:pStyle w:val="ListBullet"/>
+        <w:spacing w:after="60"/>
+      </w:pPr>
+      <w:r>
+        <w:rPr>
+          <w:b w:val="0"/>
+        </w:rPr>
+        <w:t xml:space="preserve">deixar o horário de atendimento </w:t>
+      </w:r>
       <w:r>
         <w:rPr>
           <w:b/>
         </w:rPr>
-        <w:t>11.3.</w:t>
+        <w:t>descoberto</w:t>
       </w:r>
       <w:r>
         <w:rPr>
           <w:b w:val="0"/>
         </w:rPr>
-        <w:t xml:space="preserve"> Encerrado o acordo: a cessão da casa termina junto (Cláusula 9.7); a CONTRATADA devolve em 48 (quarenta e oito) horas chaves, acessos e bens da CONTRATANTE; e as Partes acertam as contas em até 30 (trinta) dias.</w:t>
+        <w:t>, sem substituição, por período que comprometa a operação;</w:t>
       </w:r>
     </w:p>
     <w:p>
+      <w:pPr>
+        <w:pStyle w:val="ListBullet"/>
+        <w:spacing w:after="60"/>
+      </w:pPr>
       <w:r>
         <w:rPr>
           <w:b/>
         </w:rPr>
-        <w:t>11.4.</w:t>
+        <w:t>deixar de atender hóspede</w:t>
+      </w:r>
+      <w:r>
+        <w:rPr>
+          <w:b w:val="0"/>
+        </w:rPr>
+        <w:t xml:space="preserve"> presente no empreendimento, ou recusar-se a fazê-lo;</w:t>
+      </w:r>
+    </w:p>
+    <w:p>
+      <w:pPr>
+        <w:pStyle w:val="ListBullet"/>
+        <w:spacing w:after="60"/>
+      </w:pPr>
+      <w:r>
+        <w:rPr>
+          <w:b w:val="0"/>
+        </w:rPr>
+        <w:t xml:space="preserve">deixar de prestar as </w:t>
+      </w:r>
+      <w:r>
+        <w:rPr>
+          <w:b/>
+        </w:rPr>
+        <w:t>assistências devidas</w:t>
+      </w:r>
+      <w:r>
+        <w:rPr>
+          <w:b w:val="0"/>
+        </w:rPr>
+        <w:t xml:space="preserve"> durante a estadia, ou não responder a chamado ou intercorrência;</w:t>
+      </w:r>
+    </w:p>
+    <w:p>
+      <w:pPr>
+        <w:pStyle w:val="ListBullet"/>
+        <w:spacing w:after="60"/>
+      </w:pPr>
+      <w:r>
+        <w:rPr>
+          <w:b w:val="0"/>
+        </w:rPr>
+        <w:t>deixar de comunicar à CONTRATANTE ocorrência grave: acidente, dano relevante, falha que exija profissional habilitado ou risco a hóspede;</w:t>
+      </w:r>
+    </w:p>
+    <w:p>
+      <w:pPr>
+        <w:pStyle w:val="ListBullet"/>
+        <w:spacing w:after="60"/>
+      </w:pPr>
+      <w:r>
+        <w:rPr>
+          <w:b w:val="0"/>
+        </w:rPr>
+        <w:t xml:space="preserve">tratar hóspede ou colaborador de forma </w:t>
+      </w:r>
+      <w:r>
+        <w:rPr>
+          <w:b/>
+        </w:rPr>
+        <w:t>desrespeitosa, hostil ou constrangedora</w:t>
+      </w:r>
+      <w:r>
+        <w:rPr>
+          <w:b w:val="0"/>
+        </w:rPr>
+        <w:t>;</w:t>
+      </w:r>
+    </w:p>
+    <w:p>
+      <w:pPr>
+        <w:pStyle w:val="ListBullet"/>
+        <w:spacing w:after="60"/>
+      </w:pPr>
+      <w:r>
+        <w:rPr>
+          <w:b w:val="0"/>
+        </w:rPr>
+        <w:t xml:space="preserve">reclamação formal de hóspede sobre atendimento, limpeza ou alimentação </w:t>
+      </w:r>
+      <w:r>
+        <w:rPr>
+          <w:b/>
+        </w:rPr>
+        <w:t>repetida por 3 (três) vezes</w:t>
+      </w:r>
+      <w:r>
+        <w:rPr>
+          <w:b w:val="0"/>
+        </w:rPr>
+        <w:t xml:space="preserve"> no período de 90 (noventa) dias, ou avaliação pública que exponha a reputação do empreendimento por falha imputável à CONTRATADA.</w:t>
+      </w:r>
+    </w:p>
+    <w:p>
+      <w:r>
+        <w:rPr>
+          <w:b/>
+        </w:rPr>
+        <w:t>b) Falhas de conduta e de conformidade</w:t>
+      </w:r>
+    </w:p>
+    <w:p>
+      <w:pPr>
+        <w:pStyle w:val="ListBullet"/>
+        <w:spacing w:after="60"/>
+      </w:pPr>
+      <w:r>
+        <w:rPr>
+          <w:b w:val="0"/>
+        </w:rPr>
+        <w:t>furto, apropriação de bem ou de achado, dano intencional, agressão, assédio, embriaguez ou uso de entorpecente em serviço;</w:t>
+      </w:r>
+    </w:p>
+    <w:p>
+      <w:pPr>
+        <w:pStyle w:val="ListBullet"/>
+        <w:spacing w:after="60"/>
+      </w:pPr>
+      <w:r>
+        <w:rPr>
+          <w:b w:val="0"/>
+        </w:rPr>
+        <w:t>quebra de sigilo ou divulgação de imagem de hóspede;</w:t>
+      </w:r>
+    </w:p>
+    <w:p>
+      <w:pPr>
+        <w:pStyle w:val="ListBullet"/>
+        <w:spacing w:after="60"/>
+      </w:pPr>
+      <w:r>
+        <w:rPr>
+          <w:b w:val="0"/>
+        </w:rPr>
+        <w:t xml:space="preserve">pessoa trabalhando no empreendimento </w:t>
+      </w:r>
+      <w:r>
+        <w:rPr>
+          <w:b/>
+        </w:rPr>
+        <w:t>sem formalização</w:t>
+      </w:r>
+      <w:r>
+        <w:rPr>
+          <w:b w:val="0"/>
+        </w:rPr>
+        <w:t xml:space="preserve"> pela CONTRATADA;</w:t>
+      </w:r>
+    </w:p>
+    <w:p>
+      <w:pPr>
+        <w:pStyle w:val="ListBullet"/>
+        <w:spacing w:after="60"/>
+      </w:pPr>
+      <w:r>
+        <w:rPr>
+          <w:b w:val="0"/>
+        </w:rPr>
+        <w:t>atraso nas obrigações trabalhistas, previdenciárias ou fiscais da CONTRATADA;</w:t>
+      </w:r>
+    </w:p>
+    <w:p>
+      <w:pPr>
+        <w:pStyle w:val="ListBullet"/>
+        <w:spacing w:after="60"/>
+      </w:pPr>
+      <w:r>
+        <w:rPr>
+          <w:b w:val="0"/>
+        </w:rPr>
+        <w:t>descumprimento das regras de uso da Casa de Operações (Cláusula 9.3);</w:t>
+      </w:r>
+    </w:p>
+    <w:p>
+      <w:pPr>
+        <w:pStyle w:val="ListBullet"/>
+        <w:spacing w:after="60"/>
+      </w:pPr>
+      <w:r>
+        <w:rPr>
+          <w:b w:val="0"/>
+        </w:rPr>
+        <w:t>não conformidade sanitária reincidente no serviço de alimentos e bebidas.</w:t>
+      </w:r>
+    </w:p>
+    <w:p>
+      <w:r>
+        <w:rPr>
+          <w:b/>
+        </w:rPr>
+        <w:t>c) Descumprimento geral</w:t>
+      </w:r>
+    </w:p>
+    <w:p>
+      <w:pPr>
+        <w:pStyle w:val="ListBullet"/>
+        <w:spacing w:after="60"/>
+      </w:pPr>
+      <w:r>
+        <w:rPr>
+          <w:b w:val="0"/>
+        </w:rPr>
+        <w:t xml:space="preserve">descumprimento do padrão de serviço após </w:t>
+      </w:r>
+      <w:r>
+        <w:rPr>
+          <w:b/>
+        </w:rPr>
+        <w:t>duas notificações escritas</w:t>
+      </w:r>
+      <w:r>
+        <w:rPr>
+          <w:b w:val="0"/>
+        </w:rPr>
+        <w:t xml:space="preserve"> no período de 90 (noventa) dias;</w:t>
+      </w:r>
+    </w:p>
+    <w:p>
+      <w:pPr>
+        <w:pStyle w:val="ListBullet"/>
+        <w:spacing w:after="60"/>
+      </w:pPr>
+      <w:r>
+        <w:rPr>
+          <w:b w:val="0"/>
+        </w:rPr>
+        <w:t xml:space="preserve">parada ou abandono dos serviços por mais de </w:t>
+      </w:r>
+      <w:r>
+        <w:rPr>
+          <w:b/>
+        </w:rPr>
+        <w:t>24 (vinte e quatro) horas</w:t>
+      </w:r>
+      <w:r>
+        <w:rPr>
+          <w:b w:val="0"/>
+        </w:rPr>
+        <w:t xml:space="preserve"> sem justificativa aceita;</w:t>
+      </w:r>
+    </w:p>
+    <w:p>
+      <w:pPr>
+        <w:pStyle w:val="ListBullet"/>
+        <w:spacing w:after="60"/>
+      </w:pPr>
+      <w:r>
+        <w:rPr>
+          <w:b w:val="0"/>
+        </w:rPr>
+        <w:t>falsidade de qualquer declaração deste acordo.</w:t>
+      </w:r>
+    </w:p>
+    <w:p>
+      <w:r>
+        <w:rPr>
+          <w:b/>
+        </w:rPr>
+        <w:t>11.2.</w:t>
+      </w:r>
+      <w:r>
+        <w:rPr>
+          <w:b w:val="0"/>
+        </w:rPr>
+        <w:t xml:space="preserve"> A CONTRATADA pode encerrar imediatamente se o pagamento atrasar mais de 30 (trinta) dias, estando sua documentação regular, após aviso com 10 (dez) dias para regularização.</w:t>
+      </w:r>
+    </w:p>
+    <w:p>
+      <w:r>
+        <w:rPr>
+          <w:b/>
+        </w:rPr>
+        <w:t>11.3.</w:t>
+      </w:r>
+      <w:r>
+        <w:rPr>
+          <w:b w:val="0"/>
+        </w:rPr>
+        <w:t xml:space="preserve"> Encerrado o acordo: a cessão da casa termina junto (Cláusulas 9.7 e 11.5); a CONTRATADA devolve em 48 (quarenta e oito) horas chaves, acessos e bens da CONTRATANTE; e as Partes acertam as contas em até 30 (trinta) dias.</w:t>
+      </w:r>
+    </w:p>
+    <w:p>
+      <w:r>
+        <w:rPr>
+          <w:b/>
+        </w:rPr>
+        <w:t>11.4. Multa.</w:t>
+      </w:r>
+      <w:r>
+        <w:rPr>
+          <w:b w:val="0"/>
+        </w:rPr>
+        <w:t xml:space="preserve"> A Parte que der causa ao encerramento imediato pagará à outra </w:t>
+      </w:r>
+      <w:r>
+        <w:rPr>
+          <w:b/>
+        </w:rPr>
+        <w:t>multa equivalente a 1 (uma) mensalidade</w:t>
+      </w:r>
+      <w:r>
+        <w:rPr>
+          <w:b w:val="0"/>
+        </w:rPr>
+        <w:t xml:space="preserve"> do valor vigente — hoje R$ 5.000,00 (cinco mil reais) —, </w:t>
+      </w:r>
+      <w:r>
+        <w:rPr>
+          <w:b/>
+        </w:rPr>
+        <w:t>sem prejuízo</w:t>
+      </w:r>
+      <w:r>
+        <w:rPr>
+          <w:b w:val="0"/>
+        </w:rPr>
+        <w:t xml:space="preserve"> da indenização pelos prejuízos que a excederem, nos termos do parágrafo único do artigo 416 do Código Civil.</w:t>
+      </w:r>
+    </w:p>
+    <w:p>
+      <w:r>
+        <w:rPr>
+          <w:b/>
+        </w:rPr>
+        <w:t>11.5. Devolução da unidade em caso de encerramento imediato.</w:t>
+      </w:r>
+      <w:r>
+        <w:rPr>
+          <w:b w:val="0"/>
+        </w:rPr>
+        <w:t xml:space="preserve"> Encerrado o acordo por qualquer das situações da Cláusula 11.1, a cessão da Casa de Operações cessa de imediato e a unidade será devolvida, desocupada e em ordem, em </w:t>
+      </w:r>
+      <w:r>
+        <w:rPr>
+          <w:b/>
+        </w:rPr>
+        <w:t>15 (quinze) dias corridos</w:t>
+      </w:r>
+      <w:r>
+        <w:rPr>
+          <w:b w:val="0"/>
+        </w:rPr>
+        <w:t xml:space="preserve"> — prazo reduzido em relação ao da Cláusula 9.7 justamente pela gravidade das situações ali descritas. Vencido esse prazo, aplica-se a multa diária da Cláusula 9.7.1 e a CONTRATANTE poderá retomar o imóvel judicialmente.</w:t>
+      </w:r>
+    </w:p>
+    <w:p>
+      <w:r>
+        <w:rPr>
+          <w:b/>
+        </w:rPr>
+        <w:t>11.6.</w:t>
       </w:r>
       <w:r>
         <w:rPr>

--- a/docs/juridico/acordo-formalizado-zeladoria.docx
+++ b/docs/juridico/acordo-formalizado-zeladoria.docx
@@ -117,7 +117,31 @@
         <w:rPr>
           <w:b w:val="0"/>
         </w:rPr>
-        <w:t>, RG 46.270.985-1, CPF 386.386.288-03.</w:t>
+        <w:t xml:space="preserve">, brasileira, nascida em 31 de março de 1990, natural de São José do Rio Preto/SP, portadora da Cédula de Identidade RG nº </w:t>
+      </w:r>
+      <w:r>
+        <w:rPr>
+          <w:b/>
+        </w:rPr>
+        <w:t>46.270.985-1 SSP/SP</w:t>
+      </w:r>
+      <w:r>
+        <w:rPr>
+          <w:b w:val="0"/>
+        </w:rPr>
+        <w:t xml:space="preserve">, expedida em 07/03/2023, e inscrita no CPF sob o nº </w:t>
+      </w:r>
+      <w:r>
+        <w:rPr>
+          <w:b/>
+        </w:rPr>
+        <w:t>386.386.288-03</w:t>
+      </w:r>
+      <w:r>
+        <w:rPr>
+          <w:b w:val="0"/>
+        </w:rPr>
+        <w:t>.</w:t>
       </w:r>
     </w:p>
     <w:p>
@@ -1323,6 +1347,18 @@
         <w:rPr>
           <w:b w:val="0"/>
         </w:rPr>
+        <w:t xml:space="preserve">, chave PIX aleatória </w:t>
+      </w:r>
+      <w:r>
+        <w:rPr>
+          <w:b/>
+        </w:rPr>
+        <w:t>3d93dbc3-abb3-4361-adfb-beba493bbffe</w:t>
+      </w:r>
+      <w:r>
+        <w:rPr>
+          <w:b w:val="0"/>
+        </w:rPr>
         <w:t>. Não haverá pagamento em espécie, em conta de pessoa física, nem parcelado em datas semanais ou quinzenais.</w:t>
       </w:r>
     </w:p>
@@ -1388,6 +1424,32 @@
           <w:b w:val="0"/>
         </w:rPr>
         <w:t>, sem exceção, ainda que o pagamento tenha sido feito antes da entrega. O recibo é a peça que registra a autonomia da prestação e a quitação do período.</w:t>
+      </w:r>
+    </w:p>
+    <w:p>
+      <w:r>
+        <w:rPr>
+          <w:b/>
+        </w:rPr>
+        <w:t>6.3.3.</w:t>
+      </w:r>
+      <w:r>
+        <w:rPr>
+          <w:b w:val="0"/>
+        </w:rPr>
+        <w:t xml:space="preserve"> A CONTRATADA </w:t>
+      </w:r>
+      <w:r>
+        <w:rPr>
+          <w:b/>
+        </w:rPr>
+        <w:t>declara que a chave PIX indicada no item 6.3 está vinculada a conta de titularidade da pessoa jurídica</w:t>
+      </w:r>
+      <w:r>
+        <w:rPr>
+          <w:b w:val="0"/>
+        </w:rPr>
+        <w:t xml:space="preserve"> CNPJ 19.525.600/0001-00. Qualquer alteração de conta ou de chave será comunicada por escrito e confirmada pela CONTRATANTE antes do pagamento seguinte.</w:t>
       </w:r>
     </w:p>
     <w:p>

--- a/docs/juridico/acordo-formalizado-zeladoria.docx
+++ b/docs/juridico/acordo-formalizado-zeladoria.docx
@@ -1354,6 +1354,18 @@
           <w:b/>
         </w:rPr>
         <w:t>3d93dbc3-abb3-4361-adfb-beba493bbffe</w:t>
+      </w:r>
+      <w:r>
+        <w:rPr>
+          <w:b w:val="0"/>
+        </w:rPr>
+        <w:t xml:space="preserve">, mantida junto ao </w:t>
+      </w:r>
+      <w:r>
+        <w:rPr>
+          <w:b/>
+        </w:rPr>
+        <w:t>Nu Pagamentos S.A. — Instituição de Pagamento</w:t>
       </w:r>
       <w:r>
         <w:rPr>

--- a/docs/juridico/acordo-formalizado-zeladoria.docx
+++ b/docs/juridico/acordo-formalizado-zeladoria.docx
@@ -2235,19 +2235,19 @@
         <w:rPr>
           <w:b w:val="0"/>
         </w:rPr>
-        <w:t xml:space="preserve"> O acordo começa a valer </w:t>
+        <w:t xml:space="preserve"> Este acordo </w:t>
       </w:r>
       <w:r>
         <w:rPr>
           <w:b/>
         </w:rPr>
-        <w:t>na data de sua assinatura</w:t>
+        <w:t>formaliza a prestação de serviços iniciada em 1º de junho de 2026</w:t>
       </w:r>
       <w:r>
         <w:rPr>
           <w:b w:val="0"/>
         </w:rPr>
-        <w:t xml:space="preserve"> e vale por </w:t>
+        <w:t xml:space="preserve"> e vigora por </w:t>
       </w:r>
       <w:r>
         <w:rPr>
@@ -2259,7 +2259,19 @@
         <w:rPr>
           <w:b w:val="0"/>
         </w:rPr>
-        <w:t>, renovando-se automaticamente por períodos iguais se nenhuma das Partes avisar o contrário.</w:t>
+        <w:t xml:space="preserve"> contados dessa data, encerrando-se em </w:t>
+      </w:r>
+      <w:r>
+        <w:rPr>
+          <w:b/>
+        </w:rPr>
+        <w:t>31 de maio de 2027</w:t>
+      </w:r>
+      <w:r>
+        <w:rPr>
+          <w:b w:val="0"/>
+        </w:rPr>
+        <w:t>, e renovando-se automaticamente por períodos iguais se nenhuma das Partes avisar o contrário.</w:t>
       </w:r>
     </w:p>
     <w:p>
@@ -2829,49 +2841,49 @@
         <w:rPr>
           <w:b/>
         </w:rPr>
-        <w:t>12.1.</w:t>
+        <w:t>12.1. Ratificação do período anterior.</w:t>
       </w:r>
       <w:r>
         <w:rPr>
           <w:b w:val="0"/>
         </w:rPr>
-        <w:t xml:space="preserve"> Este acordo, com o </w:t>
+        <w:t xml:space="preserve"> As Partes declaram que a prestação de serviços teve início em </w:t>
       </w:r>
       <w:r>
         <w:rPr>
           <w:b/>
         </w:rPr>
-        <w:t>Plano de Cobertura</w:t>
+        <w:t>1º de junho de 2026</w:t>
       </w:r>
       <w:r>
         <w:rPr>
           <w:b w:val="0"/>
         </w:rPr>
-        <w:t xml:space="preserve"> e o </w:t>
+        <w:t xml:space="preserve"> e vem sendo executada desde então nos mesmos termos ora formalizados — com autonomia e organização próprias da CONTRATADA, sem subordinação, pessoalidade ou exclusividade, e mediante pagamento mensal à sua empresa. As Partes </w:t>
       </w:r>
       <w:r>
         <w:rPr>
           <w:b/>
         </w:rPr>
-        <w:t>Recibo Mensal</w:t>
+        <w:t>ratificam expressamente</w:t>
       </w:r>
       <w:r>
         <w:rPr>
           <w:b w:val="0"/>
         </w:rPr>
-        <w:t xml:space="preserve"> anexos, reúne tudo o que foi combinado e só muda por </w:t>
+        <w:t xml:space="preserve"> as competências de </w:t>
       </w:r>
       <w:r>
         <w:rPr>
           <w:b/>
         </w:rPr>
-        <w:t>aditivo escrito</w:t>
+        <w:t>junho, julho e agosto de 2026</w:t>
       </w:r>
       <w:r>
         <w:rPr>
           <w:b w:val="0"/>
         </w:rPr>
-        <w:t>. Tolerar um descumprimento uma vez não significa aceitar que se repita.</w:t>
+        <w:t>, já quitadas, cujos recibos são firmados em apartado, obrigando-se a CONTRATADA a emitir as notas fiscais correspondentes. Nada é devido, por qualquer das Partes, em relação ao período ratificado.</w:t>
       </w:r>
     </w:p>
     <w:p>
@@ -2879,25 +2891,49 @@
         <w:rPr>
           <w:b/>
         </w:rPr>
-        <w:t>12.2. Aviso de mudança.</w:t>
+        <w:t>12.2.</w:t>
       </w:r>
       <w:r>
         <w:rPr>
           <w:b w:val="0"/>
         </w:rPr>
-        <w:t xml:space="preserve"> Qualquer mudança relevante nas condições deste acordo, no escopo dos serviços ou no uso das instalações deverá ser comunicada pela Parte interessada à outra </w:t>
+        <w:t xml:space="preserve"> Este acordo, com o </w:t>
       </w:r>
       <w:r>
         <w:rPr>
           <w:b/>
         </w:rPr>
-        <w:t>por escrito e com 30 (trinta) dias de antecedência</w:t>
+        <w:t>Plano de Cobertura</w:t>
       </w:r>
       <w:r>
         <w:rPr>
           <w:b w:val="0"/>
         </w:rPr>
-        <w:t>, admitida a notificação extrajudicial. A mudança só passa a valer após esse prazo e mediante aditivo assinado pelas duas Partes, salvo se ambas concordarem em antecipar.</w:t>
+        <w:t xml:space="preserve"> e o </w:t>
+      </w:r>
+      <w:r>
+        <w:rPr>
+          <w:b/>
+        </w:rPr>
+        <w:t>Recibo Mensal</w:t>
+      </w:r>
+      <w:r>
+        <w:rPr>
+          <w:b w:val="0"/>
+        </w:rPr>
+        <w:t xml:space="preserve"> anexos, reúne tudo o que foi combinado e só muda por </w:t>
+      </w:r>
+      <w:r>
+        <w:rPr>
+          <w:b/>
+        </w:rPr>
+        <w:t>aditivo escrito</w:t>
+      </w:r>
+      <w:r>
+        <w:rPr>
+          <w:b w:val="0"/>
+        </w:rPr>
+        <w:t>. Tolerar um descumprimento uma vez não significa aceitar que se repita.</w:t>
       </w:r>
     </w:p>
     <w:p>
@@ -2905,37 +2941,25 @@
         <w:rPr>
           <w:b/>
         </w:rPr>
-        <w:t>12.3.</w:t>
+        <w:t>12.3. Aviso de mudança.</w:t>
       </w:r>
       <w:r>
         <w:rPr>
           <w:b w:val="0"/>
         </w:rPr>
-        <w:t xml:space="preserve"> As comunicações valem por escrito, por e-mail com confirmação: </w:t>
+        <w:t xml:space="preserve"> Qualquer mudança relevante nas condições deste acordo, no escopo dos serviços ou no uso das instalações deverá ser comunicada pela Parte interessada à outra </w:t>
       </w:r>
       <w:r>
         <w:rPr>
           <w:b/>
         </w:rPr>
-        <w:t>CONTRATANTE</w:t>
+        <w:t>por escrito e com 30 (trinta) dias de antecedência</w:t>
       </w:r>
       <w:r>
         <w:rPr>
           <w:b w:val="0"/>
         </w:rPr>
-        <w:t xml:space="preserve"> — a.chaerk@gmail.com, (49) 9170-4545; </w:t>
-      </w:r>
-      <w:r>
-        <w:rPr>
-          <w:b/>
-        </w:rPr>
-        <w:t>CONTRATADA</w:t>
-      </w:r>
-      <w:r>
-        <w:rPr>
-          <w:b w:val="0"/>
-        </w:rPr>
-        <w:t xml:space="preserve"> — ilhadosabor.sc@gmail.com, +55 (48) 99223-2826.</w:t>
+        <w:t>, admitida a notificação extrajudicial. A mudança só passa a valer após esse prazo e mediante aditivo assinado pelas duas Partes, salvo se ambas concordarem em antecipar.</w:t>
       </w:r>
     </w:p>
     <w:p>
@@ -2949,7 +2973,31 @@
         <w:rPr>
           <w:b w:val="0"/>
         </w:rPr>
-        <w:t xml:space="preserve"> Nenhuma das Partes pode transferir este acordo a terceiros sem a concordância da outra.</w:t>
+        <w:t xml:space="preserve"> As comunicações valem por escrito, por e-mail com confirmação: </w:t>
+      </w:r>
+      <w:r>
+        <w:rPr>
+          <w:b/>
+        </w:rPr>
+        <w:t>CONTRATANTE</w:t>
+      </w:r>
+      <w:r>
+        <w:rPr>
+          <w:b w:val="0"/>
+        </w:rPr>
+        <w:t xml:space="preserve"> — a.chaerk@gmail.com, (49) 9170-4545; </w:t>
+      </w:r>
+      <w:r>
+        <w:rPr>
+          <w:b/>
+        </w:rPr>
+        <w:t>CONTRATADA</w:t>
+      </w:r>
+      <w:r>
+        <w:rPr>
+          <w:b w:val="0"/>
+        </w:rPr>
+        <w:t xml:space="preserve"> — ilhadosabor.sc@gmail.com, +55 (48) 99223-2826.</w:t>
       </w:r>
     </w:p>
     <w:p>
@@ -2963,7 +3011,7 @@
         <w:rPr>
           <w:b w:val="0"/>
         </w:rPr>
-        <w:t xml:space="preserve"> Se alguma cláusula for considerada inválida, as demais continuam valendo.</w:t>
+        <w:t xml:space="preserve"> Nenhuma das Partes pode transferir este acordo a terceiros sem a concordância da outra.</w:t>
       </w:r>
     </w:p>
     <w:p>
@@ -2977,7 +3025,7 @@
         <w:rPr>
           <w:b w:val="0"/>
         </w:rPr>
-        <w:t xml:space="preserve"> As Partes negociaram livremente estes termos, em acordo empresarial entre iguais (arts. 421, 421-A e 422 do Código Civil).</w:t>
+        <w:t xml:space="preserve"> Se alguma cláusula for considerada inválida, as demais continuam valendo.</w:t>
       </w:r>
     </w:p>
     <w:p>
@@ -2991,31 +3039,7 @@
         <w:rPr>
           <w:b w:val="0"/>
         </w:rPr>
-        <w:t xml:space="preserve"> Assinado por duas testemunhas, este acordo é </w:t>
-      </w:r>
-      <w:r>
-        <w:rPr>
-          <w:b/>
-        </w:rPr>
-        <w:t>título executivo extrajudicial</w:t>
-      </w:r>
-      <w:r>
-        <w:rPr>
-          <w:b w:val="0"/>
-        </w:rPr>
-        <w:t xml:space="preserve"> (art. 784, III, do CPC). As Partes aceitam </w:t>
-      </w:r>
-      <w:r>
-        <w:rPr>
-          <w:b/>
-        </w:rPr>
-        <w:t>assinatura eletrônica</w:t>
-      </w:r>
-      <w:r>
-        <w:rPr>
-          <w:b w:val="0"/>
-        </w:rPr>
-        <w:t xml:space="preserve"> (MP nº 2.200-2/2001 e Lei nº 14.063/2020).</w:t>
+        <w:t xml:space="preserve"> As Partes negociaram livremente estes termos, em acordo empresarial entre iguais (arts. 421, 421-A e 422 do Código Civil).</w:t>
       </w:r>
     </w:p>
     <w:p>
@@ -3024,6 +3048,44 @@
           <w:b/>
         </w:rPr>
         <w:t>12.8.</w:t>
+      </w:r>
+      <w:r>
+        <w:rPr>
+          <w:b w:val="0"/>
+        </w:rPr>
+        <w:t xml:space="preserve"> Assinado por duas testemunhas, este acordo é </w:t>
+      </w:r>
+      <w:r>
+        <w:rPr>
+          <w:b/>
+        </w:rPr>
+        <w:t>título executivo extrajudicial</w:t>
+      </w:r>
+      <w:r>
+        <w:rPr>
+          <w:b w:val="0"/>
+        </w:rPr>
+        <w:t xml:space="preserve"> (art. 784, III, do CPC). As Partes aceitam </w:t>
+      </w:r>
+      <w:r>
+        <w:rPr>
+          <w:b/>
+        </w:rPr>
+        <w:t>assinatura eletrônica</w:t>
+      </w:r>
+      <w:r>
+        <w:rPr>
+          <w:b w:val="0"/>
+        </w:rPr>
+        <w:t xml:space="preserve"> (MP nº 2.200-2/2001 e Lei nº 14.063/2020).</w:t>
+      </w:r>
+    </w:p>
+    <w:p>
+      <w:r>
+        <w:rPr>
+          <w:b/>
+        </w:rPr>
+        <w:t>12.9.</w:t>
       </w:r>
       <w:r>
         <w:rPr>

--- a/docs/juridico/acordo-formalizado-zeladoria.docx
+++ b/docs/juridico/acordo-formalizado-zeladoria.docx
@@ -215,7 +215,7 @@
         <w:rPr>
           <w:b/>
         </w:rPr>
-        <w:t>zeladoria, conservação, limpeza, paisagismo, hospitalidade, apoio operacional e serviço de alimentos e bebidas</w:t>
+        <w:t>zeladoria e caseiro, conservação, limpeza, paisagismo, hospitalidade, apoio operacional e serviço de alimentos e bebidas</w:t>
       </w:r>
       <w:r>
         <w:rPr>
@@ -235,7 +235,7 @@
         <w:rPr>
           <w:b w:val="0"/>
         </w:rPr>
-        <w:t xml:space="preserve"> Isso compreende: limpeza e higienização das unidades e áreas comuns; troca e controle de enxoval; jardinagem e conservação das áreas externas; recepção, check-in e check-out de hóspedes; atendimento às solicitações da estadia; preparo e entrega de café da manhã, cortesias e bebidas; pequenos reparos; e ronda de conservação com guarda de chaves.</w:t>
+        <w:t xml:space="preserve"> Isso compreende: limpeza e higienização das unidades e áreas comuns; troca e controle de enxoval; jardinagem e conservação das áreas externas; recepção, check-in e check-out de hóspedes; atendimento às solicitações da estadia; preparo e entrega de café da manhã, cortesias e bebidas; pequenos reparos; e as atribuições de zeladoria e caseiro descritas no item 1.3.</w:t>
       </w:r>
     </w:p>
     <w:p>
@@ -243,37 +243,61 @@
         <w:rPr>
           <w:b/>
         </w:rPr>
-        <w:t>1.3.</w:t>
+        <w:t>1.3. Zeladoria e caseiro — o que está incluído.</w:t>
       </w:r>
       <w:r>
         <w:rPr>
           <w:b w:val="0"/>
         </w:rPr>
-        <w:t xml:space="preserve"> Por exigência legal, dois grupos de serviço ficam fora e serão contratados pela CONTRATANTE junto a profissionais habilitados: </w:t>
+        <w:t xml:space="preserve"> Integram o objeto, e são executadas pela CONTRATADA, as atribuições próprias de </w:t>
       </w:r>
       <w:r>
         <w:rPr>
           <w:b/>
         </w:rPr>
-        <w:t>vigilância e segurança patrimonial</w:t>
+        <w:t>zeladoria e de caseiro</w:t>
       </w:r>
       <w:r>
         <w:rPr>
           <w:b w:val="0"/>
         </w:rPr>
-        <w:t xml:space="preserve"> (Lei nº 7.102/1983) — a ronda aqui prevista é de conservação, cabendo à CONTRATADA comunicar ocorrências, sem intervir — e </w:t>
+        <w:t xml:space="preserve">: presença no imóvel; cuidado e conservação das instalações, equipamentos e áreas; </w:t>
       </w:r>
       <w:r>
         <w:rPr>
           <w:b/>
         </w:rPr>
-        <w:t>serviços que exijam ART</w:t>
+        <w:t>guarda de chaves</w:t>
       </w:r>
       <w:r>
         <w:rPr>
           <w:b w:val="0"/>
         </w:rPr>
-        <w:t>, como elétrica energizada, gás, hidráulica de rede e obras.</w:t>
+        <w:t xml:space="preserve"> e controle simples de acesso, com abertura e fechamento de portões e a identificação e orientação de quem chega; recebimento de entregas e de prestadores autorizados; </w:t>
+      </w:r>
+      <w:r>
+        <w:rPr>
+          <w:b/>
+        </w:rPr>
+        <w:t>ronda de conservação</w:t>
+      </w:r>
+      <w:r>
+        <w:rPr>
+          <w:b w:val="0"/>
+        </w:rPr>
+        <w:t xml:space="preserve"> para verificar o estado do imóvel, das instalações e dos acessos; conferência de fechamento ao final do dia; e </w:t>
+      </w:r>
+      <w:r>
+        <w:rPr>
+          <w:b/>
+        </w:rPr>
+        <w:t>comunicação imediata</w:t>
+      </w:r>
+      <w:r>
+        <w:rPr>
+          <w:b w:val="0"/>
+        </w:rPr>
+        <w:t xml:space="preserve"> à CONTRATANTE e, quando o caso exigir, às autoridades públicas, diante de qualquer anormalidade.</w:t>
       </w:r>
     </w:p>
     <w:p>
@@ -281,125 +305,83 @@
         <w:rPr>
           <w:b/>
         </w:rPr>
-        <w:t>1.4.</w:t>
-      </w:r>
-      <w:r>
-        <w:rPr>
-          <w:b w:val="0"/>
-        </w:rPr>
-        <w:t xml:space="preserve"> A contratação é </w:t>
-      </w:r>
-      <w:r>
-        <w:rPr>
-          <w:b/>
-        </w:rPr>
-        <w:t>por resultado</w:t>
-      </w:r>
-      <w:r>
-        <w:rPr>
-          <w:b w:val="0"/>
-        </w:rPr>
-        <w:t>: importa o serviço entregue no padrão combinado.</w:t>
+        <w:t>1.4. O que não está incluído, por exigência legal.</w:t>
       </w:r>
     </w:p>
     <w:p>
       <w:r>
         <w:rPr>
+          <w:b w:val="0"/>
+        </w:rPr>
+        <w:t xml:space="preserve">a) </w:t>
+      </w:r>
+      <w:r>
+        <w:rPr>
           <w:b/>
         </w:rPr>
-        <w:t>1.5. Execução dos serviços.</w:t>
+        <w:t>Segurança privada e vigilância patrimonial</w:t>
       </w:r>
       <w:r>
         <w:rPr>
           <w:b w:val="0"/>
         </w:rPr>
-        <w:t xml:space="preserve"> A CONTRATADA </w:t>
+        <w:t xml:space="preserve">, regidas pela </w:t>
       </w:r>
       <w:r>
         <w:rPr>
           <w:b/>
         </w:rPr>
-        <w:t>executa</w:t>
+        <w:t>Lei nº 7.102/1983</w:t>
       </w:r>
       <w:r>
         <w:rPr>
           <w:b w:val="0"/>
         </w:rPr>
-        <w:t xml:space="preserve"> os serviços da Cláusula 1.2 — recepção, check-in e check-out, limpeza e arrumação, entrega de café da manhã e lanches, conservação e apoio operacional —, organizando por sua conta a </w:t>
+        <w:t xml:space="preserve">, que são atividade privativa de empresa especializada autorizada pela Polícia Federal e executada por vigilante com formação própria. A CONTRATADA e sua equipe </w:t>
       </w:r>
       <w:r>
         <w:rPr>
           <w:b/>
         </w:rPr>
-        <w:t>equipe</w:t>
+        <w:t>não assumem obrigação de proteção patrimonial contra ação criminosa</w:t>
       </w:r>
       <w:r>
         <w:rPr>
           <w:b w:val="0"/>
         </w:rPr>
-        <w:t xml:space="preserve">, o </w:t>
+        <w:t xml:space="preserve">, e é-lhes vedado portar arma, revistar pessoas ou bagagens, abordar, deter, conter fisicamente ou perseguir quem quer que seja. Diante de ocorrência dessa natureza, o dever da CONTRATADA é </w:t>
       </w:r>
       <w:r>
         <w:rPr>
           <w:b/>
         </w:rPr>
-        <w:t>método</w:t>
+        <w:t>resguardar-se, acionar a CONTRATANTE e as autoridades, e registrar o ocorrido</w:t>
       </w:r>
       <w:r>
         <w:rPr>
           <w:b w:val="0"/>
         </w:rPr>
-        <w:t xml:space="preserve"> e a </w:t>
-      </w:r>
-      <w:r>
-        <w:rPr>
-          <w:b/>
-        </w:rPr>
-        <w:t>ordem de execução</w:t>
-      </w:r>
-      <w:r>
-        <w:rPr>
-          <w:b w:val="0"/>
-        </w:rPr>
-        <w:t xml:space="preserve">, e respondendo pela </w:t>
-      </w:r>
-      <w:r>
-        <w:rPr>
-          <w:b/>
-        </w:rPr>
-        <w:t>qualidade e pelo padrão</w:t>
-      </w:r>
-      <w:r>
-        <w:rPr>
-          <w:b w:val="0"/>
-        </w:rPr>
-        <w:t xml:space="preserve"> do que entrega.</w:t>
+        <w:t>. Caso a CONTRATANTE entenda necessário contratar vigilância patrimonial, fará por meio de empresa de segurança habilitada, em contrato próprio.</w:t>
       </w:r>
     </w:p>
     <w:p>
       <w:r>
         <w:rPr>
+          <w:b w:val="0"/>
+        </w:rPr>
+        <w:t xml:space="preserve">b) </w:t>
+      </w:r>
+      <w:r>
+        <w:rPr>
           <w:b/>
         </w:rPr>
-        <w:t>1.5.1.</w:t>
+        <w:t>Serviços que exijam habilitação técnica ou ART</w:t>
       </w:r>
       <w:r>
         <w:rPr>
           <w:b w:val="0"/>
         </w:rPr>
-        <w:t xml:space="preserve"> A </w:t>
-      </w:r>
-      <w:r>
-        <w:rPr>
-          <w:b/>
-        </w:rPr>
-        <w:t>gestão do negócio</w:t>
-      </w:r>
-      <w:r>
-        <w:rPr>
-          <w:b w:val="0"/>
-        </w:rPr>
-        <w:t xml:space="preserve"> é conduzida pela CONTRATANTE: preços e tarifas, política de reservas e cancelamento, cortesias e descontos, escolha e contratação de fornecedores, investimentos e obras, representação perante terceiros, definição do padrão de serviço e a programação diária de que trata a Cláusula 3.</w:t>
+        <w:t>, como instalações elétricas energizadas, gás, hidráulica de rede e obras. Nesses casos cabe à CONTRATADA identificar, isolar e comunicar, e à CONTRATANTE contratar o profissional habilitado.</w:t>
       </w:r>
     </w:p>
     <w:p>
@@ -407,7 +389,133 @@
         <w:rPr>
           <w:b/>
         </w:rPr>
-        <w:t>1.5.2.</w:t>
+        <w:t>1.5.</w:t>
+      </w:r>
+      <w:r>
+        <w:rPr>
+          <w:b w:val="0"/>
+        </w:rPr>
+        <w:t xml:space="preserve"> A contratação é </w:t>
+      </w:r>
+      <w:r>
+        <w:rPr>
+          <w:b/>
+        </w:rPr>
+        <w:t>por resultado</w:t>
+      </w:r>
+      <w:r>
+        <w:rPr>
+          <w:b w:val="0"/>
+        </w:rPr>
+        <w:t>: importa o serviço entregue no padrão combinado.</w:t>
+      </w:r>
+    </w:p>
+    <w:p>
+      <w:r>
+        <w:rPr>
+          <w:b/>
+        </w:rPr>
+        <w:t>1.6. Execução dos serviços.</w:t>
+      </w:r>
+      <w:r>
+        <w:rPr>
+          <w:b w:val="0"/>
+        </w:rPr>
+        <w:t xml:space="preserve"> A CONTRATADA </w:t>
+      </w:r>
+      <w:r>
+        <w:rPr>
+          <w:b/>
+        </w:rPr>
+        <w:t>executa</w:t>
+      </w:r>
+      <w:r>
+        <w:rPr>
+          <w:b w:val="0"/>
+        </w:rPr>
+        <w:t xml:space="preserve"> os serviços da Cláusula 1.2 — recepção, check-in e check-out, limpeza e arrumação, entrega de café da manhã e lanches, conservação e apoio operacional —, organizando por sua conta a </w:t>
+      </w:r>
+      <w:r>
+        <w:rPr>
+          <w:b/>
+        </w:rPr>
+        <w:t>equipe</w:t>
+      </w:r>
+      <w:r>
+        <w:rPr>
+          <w:b w:val="0"/>
+        </w:rPr>
+        <w:t xml:space="preserve">, o </w:t>
+      </w:r>
+      <w:r>
+        <w:rPr>
+          <w:b/>
+        </w:rPr>
+        <w:t>método</w:t>
+      </w:r>
+      <w:r>
+        <w:rPr>
+          <w:b w:val="0"/>
+        </w:rPr>
+        <w:t xml:space="preserve"> e a </w:t>
+      </w:r>
+      <w:r>
+        <w:rPr>
+          <w:b/>
+        </w:rPr>
+        <w:t>ordem de execução</w:t>
+      </w:r>
+      <w:r>
+        <w:rPr>
+          <w:b w:val="0"/>
+        </w:rPr>
+        <w:t xml:space="preserve">, e respondendo pela </w:t>
+      </w:r>
+      <w:r>
+        <w:rPr>
+          <w:b/>
+        </w:rPr>
+        <w:t>qualidade e pelo padrão</w:t>
+      </w:r>
+      <w:r>
+        <w:rPr>
+          <w:b w:val="0"/>
+        </w:rPr>
+        <w:t xml:space="preserve"> do que entrega.</w:t>
+      </w:r>
+    </w:p>
+    <w:p>
+      <w:r>
+        <w:rPr>
+          <w:b/>
+        </w:rPr>
+        <w:t>1.6.1.</w:t>
+      </w:r>
+      <w:r>
+        <w:rPr>
+          <w:b w:val="0"/>
+        </w:rPr>
+        <w:t xml:space="preserve"> A </w:t>
+      </w:r>
+      <w:r>
+        <w:rPr>
+          <w:b/>
+        </w:rPr>
+        <w:t>gestão do negócio</w:t>
+      </w:r>
+      <w:r>
+        <w:rPr>
+          <w:b w:val="0"/>
+        </w:rPr>
+        <w:t xml:space="preserve"> é conduzida pela CONTRATANTE: preços e tarifas, política de reservas e cancelamento, cortesias e descontos, escolha e contratação de fornecedores, investimentos e obras, representação perante terceiros, definição do padrão de serviço e a programação diária de que trata a Cláusula 3.</w:t>
+      </w:r>
+    </w:p>
+    <w:p>
+      <w:r>
+        <w:rPr>
+          <w:b/>
+        </w:rPr>
+        <w:t>1.6.2.</w:t>
       </w:r>
       <w:r>
         <w:rPr>
